--- a/Adv Java/L1 Level - Generics Documents.docx
+++ b/Adv Java/L1 Level - Generics Documents.docx
@@ -766,21 +766,12 @@
       <w:r>
         <w:t xml:space="preserve"> by using a </w:t>
       </w:r>
-      <w:proofErr w:type="gramStart"/>
-      <w:r>
-        <w:rPr>
-          <w:b/>
-          <w:bCs/>
-        </w:rPr>
-        <w:t>type</w:t>
-      </w:r>
-      <w:proofErr w:type="gramEnd"/>
-      <w:r>
-        <w:rPr>
-          <w:b/>
-          <w:bCs/>
-        </w:rPr>
-        <w:t xml:space="preserve"> parameter</w:t>
+      <w:r>
+        <w:rPr>
+          <w:b/>
+          <w:bCs/>
+        </w:rPr>
+        <w:t>type parameter</w:t>
       </w:r>
       <w:r>
         <w:t xml:space="preserve"> instead of a fixed type.</w:t>
@@ -1058,21 +1049,12 @@
       <w:r>
         <w:t xml:space="preserve">T is a </w:t>
       </w:r>
-      <w:proofErr w:type="gramStart"/>
-      <w:r>
-        <w:rPr>
-          <w:b/>
-          <w:bCs/>
-        </w:rPr>
-        <w:t>type</w:t>
-      </w:r>
-      <w:proofErr w:type="gramEnd"/>
-      <w:r>
-        <w:rPr>
-          <w:b/>
-          <w:bCs/>
-        </w:rPr>
-        <w:t xml:space="preserve"> parameter</w:t>
+      <w:r>
+        <w:rPr>
+          <w:b/>
+          <w:bCs/>
+        </w:rPr>
+        <w:t>type parameter</w:t>
       </w:r>
     </w:p>
     <w:p>
@@ -1515,23 +1497,7 @@
           <w:b/>
           <w:bCs/>
         </w:rPr>
-        <w:t xml:space="preserve">own </w:t>
-      </w:r>
-      <w:proofErr w:type="gramStart"/>
-      <w:r>
-        <w:rPr>
-          <w:b/>
-          <w:bCs/>
-        </w:rPr>
-        <w:t>type</w:t>
-      </w:r>
-      <w:proofErr w:type="gramEnd"/>
-      <w:r>
-        <w:rPr>
-          <w:b/>
-          <w:bCs/>
-        </w:rPr>
-        <w:t xml:space="preserve"> parameter</w:t>
+        <w:t>own type parameter</w:t>
       </w:r>
       <w:r>
         <w:t>, independent of the class’s type parameters.</w:t>
@@ -1724,9 +1690,6 @@
       <w:r>
         <w:t xml:space="preserve">    }</w:t>
       </w:r>
-    </w:p>
-    <w:p/>
-    <w:p>
       <w:r>
         <w:tab/>
       </w:r>
@@ -1847,43 +1810,43 @@
     </w:p>
     <w:p>
       <w:r>
+        <w:t xml:space="preserve">        </w:t>
+      </w:r>
+      <w:proofErr w:type="spellStart"/>
+      <w:r>
+        <w:t>Printer.print</w:t>
+      </w:r>
+      <w:proofErr w:type="spellEnd"/>
+      <w:r>
+        <w:t>(100</w:t>
+      </w:r>
+      <w:proofErr w:type="gramStart"/>
+      <w:r>
+        <w:t>);</w:t>
+      </w:r>
+      <w:proofErr w:type="gramEnd"/>
+    </w:p>
+    <w:p>
+      <w:r>
+        <w:t xml:space="preserve">        </w:t>
+      </w:r>
+      <w:proofErr w:type="spellStart"/>
+      <w:r>
+        <w:t>Printer.print</w:t>
+      </w:r>
+      <w:proofErr w:type="spellEnd"/>
+      <w:r>
+        <w:t>(10.5</w:t>
+      </w:r>
+      <w:proofErr w:type="gramStart"/>
+      <w:r>
+        <w:t>);</w:t>
+      </w:r>
+      <w:proofErr w:type="gramEnd"/>
+    </w:p>
+    <w:p>
+      <w:r>
         <w:lastRenderedPageBreak/>
-        <w:t xml:space="preserve">        </w:t>
-      </w:r>
-      <w:proofErr w:type="spellStart"/>
-      <w:r>
-        <w:t>Printer.print</w:t>
-      </w:r>
-      <w:proofErr w:type="spellEnd"/>
-      <w:r>
-        <w:t>(100</w:t>
-      </w:r>
-      <w:proofErr w:type="gramStart"/>
-      <w:r>
-        <w:t>);</w:t>
-      </w:r>
-      <w:proofErr w:type="gramEnd"/>
-    </w:p>
-    <w:p>
-      <w:r>
-        <w:t xml:space="preserve">        </w:t>
-      </w:r>
-      <w:proofErr w:type="spellStart"/>
-      <w:r>
-        <w:t>Printer.print</w:t>
-      </w:r>
-      <w:proofErr w:type="spellEnd"/>
-      <w:r>
-        <w:t>(10.5</w:t>
-      </w:r>
-      <w:proofErr w:type="gramStart"/>
-      <w:r>
-        <w:t>);</w:t>
-      </w:r>
-      <w:proofErr w:type="gramEnd"/>
-    </w:p>
-    <w:p>
-      <w:r>
         <w:t xml:space="preserve">    }</w:t>
       </w:r>
     </w:p>
@@ -2072,31 +2035,31 @@
           <w:b/>
           <w:bCs/>
         </w:rPr>
+        <w:t>MODULE 4.1 – BASIC LEVEL</w:t>
+      </w:r>
+    </w:p>
+    <w:p>
+      <w:pPr>
+        <w:rPr>
+          <w:b/>
+          <w:bCs/>
+        </w:rPr>
+      </w:pPr>
+      <w:r>
+        <w:rPr>
+          <w:b/>
+          <w:bCs/>
+        </w:rPr>
+        <w:t>Definition (Basic)</w:t>
+      </w:r>
+    </w:p>
+    <w:p>
+      <w:r>
+        <w:rPr>
+          <w:b/>
+          <w:bCs/>
+        </w:rPr>
         <w:lastRenderedPageBreak/>
-        <w:t>MODULE 4.1 – BASIC LEVEL</w:t>
-      </w:r>
-    </w:p>
-    <w:p>
-      <w:pPr>
-        <w:rPr>
-          <w:b/>
-          <w:bCs/>
-        </w:rPr>
-      </w:pPr>
-      <w:r>
-        <w:rPr>
-          <w:b/>
-          <w:bCs/>
-        </w:rPr>
-        <w:t>Definition (Basic)</w:t>
-      </w:r>
-    </w:p>
-    <w:p>
-      <w:r>
-        <w:rPr>
-          <w:b/>
-          <w:bCs/>
-        </w:rPr>
         <w:t>Bounded type parameters</w:t>
       </w:r>
       <w:r>
@@ -2373,7 +2336,6 @@
     </w:p>
     <w:p>
       <w:r>
-        <w:lastRenderedPageBreak/>
         <w:t xml:space="preserve">extends means </w:t>
       </w:r>
       <w:r>
@@ -2420,6 +2382,7 @@
           <w:b/>
           <w:bCs/>
         </w:rPr>
+        <w:lastRenderedPageBreak/>
         <w:t>Real-Time Case Study (Basic) – Numeric Utility</w:t>
       </w:r>
     </w:p>
@@ -2657,43 +2620,43 @@
           <w:b/>
           <w:bCs/>
         </w:rPr>
+        <w:t>Unbounded Wildcard (?)</w:t>
+      </w:r>
+    </w:p>
+    <w:p>
+      <w:r>
+        <w:t xml:space="preserve">void </w:t>
+      </w:r>
+      <w:proofErr w:type="spellStart"/>
+      <w:proofErr w:type="gramStart"/>
+      <w:r>
+        <w:t>printList</w:t>
+      </w:r>
+      <w:proofErr w:type="spellEnd"/>
+      <w:r>
+        <w:t>(</w:t>
+      </w:r>
+      <w:proofErr w:type="gramEnd"/>
+      <w:r>
+        <w:t>List&lt;?&gt; list) {</w:t>
+      </w:r>
+    </w:p>
+    <w:p>
+      <w:r>
+        <w:t xml:space="preserve">    for (Object </w:t>
+      </w:r>
+      <w:proofErr w:type="gramStart"/>
+      <w:r>
+        <w:t>o :</w:t>
+      </w:r>
+      <w:proofErr w:type="gramEnd"/>
+      <w:r>
+        <w:t xml:space="preserve"> list) {</w:t>
+      </w:r>
+    </w:p>
+    <w:p>
+      <w:r>
         <w:lastRenderedPageBreak/>
-        <w:t>Unbounded Wildcard (?)</w:t>
-      </w:r>
-    </w:p>
-    <w:p>
-      <w:r>
-        <w:t xml:space="preserve">void </w:t>
-      </w:r>
-      <w:proofErr w:type="spellStart"/>
-      <w:proofErr w:type="gramStart"/>
-      <w:r>
-        <w:t>printList</w:t>
-      </w:r>
-      <w:proofErr w:type="spellEnd"/>
-      <w:r>
-        <w:t>(</w:t>
-      </w:r>
-      <w:proofErr w:type="gramEnd"/>
-      <w:r>
-        <w:t>List&lt;?&gt; list) {</w:t>
-      </w:r>
-    </w:p>
-    <w:p>
-      <w:r>
-        <w:t xml:space="preserve">    for (Object </w:t>
-      </w:r>
-      <w:proofErr w:type="gramStart"/>
-      <w:r>
-        <w:t>o :</w:t>
-      </w:r>
-      <w:proofErr w:type="gramEnd"/>
-      <w:r>
-        <w:t xml:space="preserve"> list) {</w:t>
-      </w:r>
-    </w:p>
-    <w:p>
-      <w:r>
         <w:t xml:space="preserve">        </w:t>
       </w:r>
       <w:proofErr w:type="spellStart"/>
@@ -2985,7 +2948,6 @@
     </w:p>
     <w:p>
       <w:r>
-        <w:lastRenderedPageBreak/>
         <w:t>? means unknown type</w:t>
       </w:r>
       <w:r>
@@ -3004,6 +2966,7 @@
         </w:pBdr>
       </w:pPr>
       <w:r>
+        <w:lastRenderedPageBreak/>
         <w:pict w14:anchorId="60C8D00A">
           <v:rect id="_x0000_i1058" style="width:0;height:1.5pt" o:hralign="center" o:hrstd="t" o:hr="t" fillcolor="#a0a0a0" stroked="f"/>
         </w:pict>
@@ -3165,8 +3128,14 @@
           <w:ilvl w:val="0"/>
           <w:numId w:val="17"/>
         </w:numPr>
-      </w:pPr>
-      <w:r>
+        <w:rPr>
+          <w:highlight w:val="yellow"/>
+        </w:rPr>
+      </w:pPr>
+      <w:r>
+        <w:rPr>
+          <w:highlight w:val="yellow"/>
+        </w:rPr>
         <w:t>? extends T</w:t>
       </w:r>
     </w:p>
@@ -3178,7 +3147,13 @@
         </w:numPr>
       </w:pPr>
       <w:r>
-        <w:t>? super T</w:t>
+        <w:rPr>
+          <w:highlight w:val="yellow"/>
+        </w:rPr>
+        <w:t>? super</w:t>
+      </w:r>
+      <w:r>
+        <w:t xml:space="preserve"> T</w:t>
       </w:r>
     </w:p>
     <w:p>
@@ -3305,71 +3280,80 @@
     </w:p>
     <w:p>
       <w:r>
+        <w:t xml:space="preserve">void </w:t>
+      </w:r>
+      <w:proofErr w:type="spellStart"/>
+      <w:proofErr w:type="gramStart"/>
+      <w:r>
+        <w:t>addNumbers</w:t>
+      </w:r>
+      <w:proofErr w:type="spellEnd"/>
+      <w:r>
+        <w:t>(</w:t>
+      </w:r>
+      <w:proofErr w:type="gramEnd"/>
+      <w:r>
+        <w:t xml:space="preserve">List&lt;? </w:t>
+      </w:r>
+      <w:r>
+        <w:rPr>
+          <w:highlight w:val="yellow"/>
+        </w:rPr>
+        <w:t>super</w:t>
+      </w:r>
+      <w:r>
+        <w:t xml:space="preserve"> Integer&gt; list) {</w:t>
+      </w:r>
+    </w:p>
+    <w:p>
+      <w:r>
+        <w:t xml:space="preserve">    </w:t>
+      </w:r>
+      <w:proofErr w:type="spellStart"/>
+      <w:proofErr w:type="gramStart"/>
+      <w:r>
+        <w:t>list.add</w:t>
+      </w:r>
+      <w:proofErr w:type="spellEnd"/>
+      <w:r>
+        <w:t>(</w:t>
+      </w:r>
+      <w:proofErr w:type="gramEnd"/>
+      <w:r>
+        <w:t>10</w:t>
+      </w:r>
+      <w:proofErr w:type="gramStart"/>
+      <w:r>
+        <w:t>);</w:t>
+      </w:r>
+      <w:proofErr w:type="gramEnd"/>
+    </w:p>
+    <w:p>
+      <w:r>
+        <w:t xml:space="preserve">    </w:t>
+      </w:r>
+      <w:proofErr w:type="spellStart"/>
+      <w:proofErr w:type="gramStart"/>
+      <w:r>
+        <w:t>list.add</w:t>
+      </w:r>
+      <w:proofErr w:type="spellEnd"/>
+      <w:r>
+        <w:t>(</w:t>
+      </w:r>
+      <w:proofErr w:type="gramEnd"/>
+      <w:r>
+        <w:t>20</w:t>
+      </w:r>
+      <w:proofErr w:type="gramStart"/>
+      <w:r>
+        <w:t>);</w:t>
+      </w:r>
+      <w:proofErr w:type="gramEnd"/>
+    </w:p>
+    <w:p>
+      <w:r>
         <w:lastRenderedPageBreak/>
-        <w:t xml:space="preserve">void </w:t>
-      </w:r>
-      <w:proofErr w:type="spellStart"/>
-      <w:proofErr w:type="gramStart"/>
-      <w:r>
-        <w:t>addNumbers</w:t>
-      </w:r>
-      <w:proofErr w:type="spellEnd"/>
-      <w:r>
-        <w:t>(</w:t>
-      </w:r>
-      <w:proofErr w:type="gramEnd"/>
-      <w:r>
-        <w:t>List&lt;? super Integer&gt; list) {</w:t>
-      </w:r>
-    </w:p>
-    <w:p>
-      <w:r>
-        <w:t xml:space="preserve">    </w:t>
-      </w:r>
-      <w:proofErr w:type="spellStart"/>
-      <w:proofErr w:type="gramStart"/>
-      <w:r>
-        <w:t>list.add</w:t>
-      </w:r>
-      <w:proofErr w:type="spellEnd"/>
-      <w:r>
-        <w:t>(</w:t>
-      </w:r>
-      <w:proofErr w:type="gramEnd"/>
-      <w:r>
-        <w:t>10</w:t>
-      </w:r>
-      <w:proofErr w:type="gramStart"/>
-      <w:r>
-        <w:t>);</w:t>
-      </w:r>
-      <w:proofErr w:type="gramEnd"/>
-    </w:p>
-    <w:p>
-      <w:r>
-        <w:t xml:space="preserve">    </w:t>
-      </w:r>
-      <w:proofErr w:type="spellStart"/>
-      <w:proofErr w:type="gramStart"/>
-      <w:r>
-        <w:t>list.add</w:t>
-      </w:r>
-      <w:proofErr w:type="spellEnd"/>
-      <w:r>
-        <w:t>(</w:t>
-      </w:r>
-      <w:proofErr w:type="gramEnd"/>
-      <w:r>
-        <w:t>20</w:t>
-      </w:r>
-      <w:proofErr w:type="gramStart"/>
-      <w:r>
-        <w:t>);</w:t>
-      </w:r>
-      <w:proofErr w:type="gramEnd"/>
-    </w:p>
-    <w:p>
-      <w:r>
         <w:t>}</w:t>
       </w:r>
     </w:p>
@@ -3422,7 +3406,13 @@
         </w:numPr>
       </w:pPr>
       <w:r>
-        <w:t>Producer (read) → extends</w:t>
+        <w:t xml:space="preserve">Producer (read) → </w:t>
+      </w:r>
+      <w:r>
+        <w:rPr>
+          <w:highlight w:val="yellow"/>
+        </w:rPr>
+        <w:t>extends</w:t>
       </w:r>
     </w:p>
     <w:p>
@@ -3433,7 +3423,13 @@
         </w:numPr>
       </w:pPr>
       <w:r>
-        <w:t>Consumer (write) → super</w:t>
+        <w:t xml:space="preserve">Consumer (write) → </w:t>
+      </w:r>
+      <w:r>
+        <w:rPr>
+          <w:highlight w:val="yellow"/>
+        </w:rPr>
+        <w:t>super</w:t>
       </w:r>
     </w:p>
     <w:p>
@@ -3594,7 +3590,6 @@
     </w:p>
     <w:p>
       <w:r>
-        <w:lastRenderedPageBreak/>
         <w:pict w14:anchorId="4D9607AE">
           <v:rect id="_x0000_i1066" style="width:0;height:1.5pt" o:hralign="center" o:hrstd="t" o:hr="t" fillcolor="#a0a0a0" stroked="f"/>
         </w:pict>
@@ -3634,6 +3629,7 @@
         </w:numPr>
       </w:pPr>
       <w:r>
+        <w:lastRenderedPageBreak/>
         <w:t>Same bytecode works for generic and non-generic code</w:t>
       </w:r>
     </w:p>
@@ -3886,7 +3882,6 @@
           <w:b/>
           <w:bCs/>
         </w:rPr>
-        <w:lastRenderedPageBreak/>
         <w:t>Real-Time Case Study (Basic) – Collections</w:t>
       </w:r>
     </w:p>
@@ -3901,6 +3896,7 @@
     </w:p>
     <w:p>
       <w:r>
+        <w:lastRenderedPageBreak/>
         <w:t>At runtime, JVM treats all collections as raw objects.</w:t>
       </w:r>
     </w:p>
@@ -4148,7 +4144,6 @@
     </w:p>
     <w:p>
       <w:r>
-        <w:lastRenderedPageBreak/>
         <w:t>List&lt;Dog&gt; ≠ List&lt;Animal&gt;</w:t>
       </w:r>
     </w:p>
@@ -4171,6 +4166,7 @@
           <w:b/>
           <w:bCs/>
         </w:rPr>
+        <w:lastRenderedPageBreak/>
         <w:t>Basic Rule (Must Remember)</w:t>
       </w:r>
     </w:p>
@@ -4318,23 +4314,7 @@
           <w:b/>
           <w:bCs/>
         </w:rPr>
-        <w:t xml:space="preserve">own </w:t>
-      </w:r>
-      <w:proofErr w:type="gramStart"/>
-      <w:r>
-        <w:rPr>
-          <w:b/>
-          <w:bCs/>
-        </w:rPr>
-        <w:t>type</w:t>
-      </w:r>
-      <w:proofErr w:type="gramEnd"/>
-      <w:r>
-        <w:rPr>
-          <w:b/>
-          <w:bCs/>
-        </w:rPr>
-        <w:t xml:space="preserve"> parameter</w:t>
+        <w:t>own type parameter</w:t>
       </w:r>
       <w:r>
         <w:t>, independent of the class’s generic type.</w:t>
@@ -4438,27 +4418,27 @@
           <w:b/>
           <w:bCs/>
         </w:rPr>
+        <w:t>Why Generic Methods Are Needed</w:t>
+      </w:r>
+    </w:p>
+    <w:p>
+      <w:r>
+        <w:t xml:space="preserve">To write reusable logic that works for </w:t>
+      </w:r>
+      <w:r>
+        <w:rPr>
+          <w:b/>
+          <w:bCs/>
+        </w:rPr>
+        <w:t>different data types</w:t>
+      </w:r>
+      <w:r>
+        <w:t xml:space="preserve"> without duplication.</w:t>
+      </w:r>
+    </w:p>
+    <w:p>
+      <w:r>
         <w:lastRenderedPageBreak/>
-        <w:t>Why Generic Methods Are Needed</w:t>
-      </w:r>
-    </w:p>
-    <w:p>
-      <w:r>
-        <w:t xml:space="preserve">To write reusable logic that works for </w:t>
-      </w:r>
-      <w:r>
-        <w:rPr>
-          <w:b/>
-          <w:bCs/>
-        </w:rPr>
-        <w:t>different data types</w:t>
-      </w:r>
-      <w:r>
-        <w:t xml:space="preserve"> without duplication.</w:t>
-      </w:r>
-    </w:p>
-    <w:p>
-      <w:r>
         <w:pict w14:anchorId="4767F9FC">
           <v:rect id="_x0000_i1081" style="width:0;height:1.5pt" o:hralign="center" o:hrstd="t" o:hr="t" fillcolor="#a0a0a0" stroked="f"/>
         </w:pict>
@@ -4744,17 +4724,17 @@
         </w:numPr>
       </w:pPr>
       <w:r>
+        <w:t>Objects</w:t>
+      </w:r>
+    </w:p>
+    <w:p>
+      <w:r>
+        <w:t>One generic method replaces multiple overloads.</w:t>
+      </w:r>
+    </w:p>
+    <w:p>
+      <w:r>
         <w:lastRenderedPageBreak/>
-        <w:t>Objects</w:t>
-      </w:r>
-    </w:p>
-    <w:p>
-      <w:r>
-        <w:t>One generic method replaces multiple overloads.</w:t>
-      </w:r>
-    </w:p>
-    <w:p>
-      <w:r>
         <w:pict w14:anchorId="184D2845">
           <v:rect id="_x0000_i1083" style="width:0;height:1.5pt" o:hralign="center" o:hrstd="t" o:hr="t" fillcolor="#a0a0a0" stroked="f"/>
         </w:pict>
@@ -5051,17 +5031,17 @@
     </w:p>
     <w:p>
       <w:r>
+        <w:t xml:space="preserve">    }</w:t>
+      </w:r>
+    </w:p>
+    <w:p>
+      <w:r>
+        <w:t>}</w:t>
+      </w:r>
+    </w:p>
+    <w:p>
+      <w:r>
         <w:lastRenderedPageBreak/>
-        <w:t xml:space="preserve">    }</w:t>
-      </w:r>
-    </w:p>
-    <w:p>
-      <w:r>
-        <w:t>}</w:t>
-      </w:r>
-    </w:p>
-    <w:p>
-      <w:r>
         <w:t>Accepts:</w:t>
       </w:r>
     </w:p>
@@ -5298,7 +5278,6 @@
     </w:p>
     <w:p>
       <w:r>
-        <w:lastRenderedPageBreak/>
         <w:t xml:space="preserve">The JVM does </w:t>
       </w:r>
       <w:r>
@@ -5331,6 +5310,7 @@
           <w:b/>
           <w:bCs/>
         </w:rPr>
+        <w:lastRenderedPageBreak/>
         <w:t>Why Java Uses Type Erasure</w:t>
       </w:r>
     </w:p>
@@ -5619,12 +5599,12 @@
           <w:b/>
           <w:bCs/>
         </w:rPr>
+        <w:t>Definition (Basic)</w:t>
+      </w:r>
+    </w:p>
+    <w:p>
+      <w:r>
         <w:lastRenderedPageBreak/>
-        <w:t>Definition (Basic)</w:t>
-      </w:r>
-    </w:p>
-    <w:p>
-      <w:r>
         <w:t xml:space="preserve">A </w:t>
       </w:r>
       <w:r>
@@ -5642,23 +5622,7 @@
           <w:b/>
           <w:bCs/>
         </w:rPr>
-        <w:t xml:space="preserve">without specifying its </w:t>
-      </w:r>
-      <w:proofErr w:type="gramStart"/>
-      <w:r>
-        <w:rPr>
-          <w:b/>
-          <w:bCs/>
-        </w:rPr>
-        <w:t>type</w:t>
-      </w:r>
-      <w:proofErr w:type="gramEnd"/>
-      <w:r>
-        <w:rPr>
-          <w:b/>
-          <w:bCs/>
-        </w:rPr>
-        <w:t xml:space="preserve"> parameter</w:t>
+        <w:t>without specifying its type parameter</w:t>
       </w:r>
       <w:r>
         <w:t>.</w:t>
@@ -6005,7 +5969,6 @@
     </w:p>
     <w:p>
       <w:r>
-        <w:lastRenderedPageBreak/>
         <w:pict w14:anchorId="4A52FAD5">
           <v:rect id="_x0000_i1100" style="width:0;height:1.5pt" o:hralign="center" o:hrstd="t" o:hr="t" fillcolor="#a0a0a0" stroked="f"/>
         </w:pict>
@@ -6023,6 +5986,7 @@
           <w:b/>
           <w:bCs/>
         </w:rPr>
+        <w:lastRenderedPageBreak/>
         <w:t>Real-Time Example (Basic)</w:t>
       </w:r>
     </w:p>
@@ -6294,20 +6258,20 @@
     <w:p/>
     <w:p>
       <w:r>
+        <w:t xml:space="preserve">    public void </w:t>
+      </w:r>
+      <w:proofErr w:type="gramStart"/>
+      <w:r>
+        <w:t>save(</w:t>
+      </w:r>
+      <w:proofErr w:type="gramEnd"/>
+      <w:r>
+        <w:t>String data) {</w:t>
+      </w:r>
+    </w:p>
+    <w:p>
+      <w:r>
         <w:lastRenderedPageBreak/>
-        <w:t xml:space="preserve">    public void </w:t>
-      </w:r>
-      <w:proofErr w:type="gramStart"/>
-      <w:r>
-        <w:t>save(</w:t>
-      </w:r>
-      <w:proofErr w:type="gramEnd"/>
-      <w:r>
-        <w:t>String data) {</w:t>
-      </w:r>
-    </w:p>
-    <w:p>
-      <w:r>
         <w:t xml:space="preserve">        </w:t>
       </w:r>
       <w:proofErr w:type="spellStart"/>
@@ -6583,12 +6547,12 @@
           <w:b/>
           <w:bCs/>
         </w:rPr>
+        <w:t>Basic Syntax</w:t>
+      </w:r>
+    </w:p>
+    <w:p>
+      <w:r>
         <w:lastRenderedPageBreak/>
-        <w:t>Basic Syntax</w:t>
-      </w:r>
-    </w:p>
-    <w:p>
-      <w:r>
         <w:t>class Box&lt;T&gt; {</w:t>
       </w:r>
     </w:p>
@@ -6843,7 +6807,6 @@
     </w:p>
     <w:p>
       <w:r>
-        <w:lastRenderedPageBreak/>
         <w:pict w14:anchorId="1C9A29D2">
           <v:rect id="_x0000_i1115" style="width:0;height:1.5pt" o:hralign="center" o:hrstd="t" o:hr="t" fillcolor="#a0a0a0" stroked="f"/>
         </w:pict>
@@ -6861,6 +6824,7 @@
           <w:b/>
           <w:bCs/>
         </w:rPr>
+        <w:lastRenderedPageBreak/>
         <w:t>Real-Time Example (Basic) – Wrapper Classes</w:t>
       </w:r>
     </w:p>
@@ -6990,23 +6954,7 @@
           <w:b/>
           <w:bCs/>
         </w:rPr>
-        <w:t xml:space="preserve">own </w:t>
-      </w:r>
-      <w:proofErr w:type="gramStart"/>
-      <w:r>
-        <w:rPr>
-          <w:b/>
-          <w:bCs/>
-        </w:rPr>
-        <w:t>type</w:t>
-      </w:r>
-      <w:proofErr w:type="gramEnd"/>
-      <w:r>
-        <w:rPr>
-          <w:b/>
-          <w:bCs/>
-        </w:rPr>
-        <w:t xml:space="preserve"> parameter</w:t>
+        <w:t>own type parameter</w:t>
       </w:r>
       <w:r>
         <w:t>, independent of whether the class itself is generic or not.</w:t>
@@ -7139,7 +7087,6 @@
     </w:p>
     <w:p>
       <w:r>
-        <w:lastRenderedPageBreak/>
         <w:pict w14:anchorId="2217047C">
           <v:rect id="_x0000_i1120" style="width:0;height:1.5pt" o:hralign="center" o:hrstd="t" o:hr="t" fillcolor="#a0a0a0" stroked="f"/>
         </w:pict>
@@ -7157,6 +7104,7 @@
           <w:b/>
           <w:bCs/>
         </w:rPr>
+        <w:lastRenderedPageBreak/>
         <w:t>Simple Example (Basic)</w:t>
       </w:r>
     </w:p>
